--- a/项目文档/模块开发卷宗-清洗篇.docx
+++ b/项目文档/模块开发卷宗-清洗篇.docx
@@ -80,18 +80,21 @@
                 <w:b/>
                 <w:bCs/>
               </w:rPr>
-              <w:t xml:space="preserve">文档编号</w:t>
-            </w:r>
-          </w:p>
-        </w:tc>
-        <w:tc>
-          <w:tcPr/>
-          <w:p>
-            <w:pPr>
-              <w:pStyle w:val="Compact"/>
-            </w:pPr>
-            <w:r>
-              <w:t xml:space="preserve">MDV-CLEAN-001</w:t>
+              <w:t xml:space="preserve">模块名称</w:t>
+            </w:r>
+          </w:p>
+        </w:tc>
+        <w:tc>
+          <w:tcPr/>
+          <w:p>
+            <w:pPr>
+              <w:pStyle w:val="Compact"/>
+            </w:pPr>
+            <w:r>
+              <w:rPr>
+                <w:rFonts w:hint="eastAsia"/>
+              </w:rPr>
+              <w:t xml:space="preserve">数据清洗与归并模块</w:t>
             </w:r>
           </w:p>
         </w:tc>
@@ -109,96 +112,6 @@
                 <w:b/>
                 <w:bCs/>
               </w:rPr>
-              <w:t xml:space="preserve">执行标准</w:t>
-            </w:r>
-          </w:p>
-        </w:tc>
-        <w:tc>
-          <w:tcPr/>
-          <w:p>
-            <w:pPr>
-              <w:pStyle w:val="Compact"/>
-            </w:pPr>
-            <w:r>
-              <w:t xml:space="preserve">GB8567——88</w:t>
-            </w:r>
-          </w:p>
-        </w:tc>
-      </w:tr>
-      <w:tr>
-        <w:tc>
-          <w:tcPr/>
-          <w:p>
-            <w:pPr>
-              <w:pStyle w:val="Compact"/>
-            </w:pPr>
-            <w:r>
-              <w:rPr>
-                <w:rFonts w:hint="eastAsia"/>
-                <w:b/>
-                <w:bCs/>
-              </w:rPr>
-              <w:t xml:space="preserve">版本</w:t>
-            </w:r>
-          </w:p>
-        </w:tc>
-        <w:tc>
-          <w:tcPr/>
-          <w:p>
-            <w:pPr>
-              <w:pStyle w:val="Compact"/>
-            </w:pPr>
-            <w:r>
-              <w:t xml:space="preserve">V1.0</w:t>
-            </w:r>
-          </w:p>
-        </w:tc>
-      </w:tr>
-      <w:tr>
-        <w:tc>
-          <w:tcPr/>
-          <w:p>
-            <w:pPr>
-              <w:pStyle w:val="Compact"/>
-            </w:pPr>
-            <w:r>
-              <w:rPr>
-                <w:rFonts w:hint="eastAsia"/>
-                <w:b/>
-                <w:bCs/>
-              </w:rPr>
-              <w:t xml:space="preserve">模块名称</w:t>
-            </w:r>
-          </w:p>
-        </w:tc>
-        <w:tc>
-          <w:tcPr/>
-          <w:p>
-            <w:pPr>
-              <w:pStyle w:val="Compact"/>
-            </w:pPr>
-            <w:r>
-              <w:rPr>
-                <w:rFonts w:hint="eastAsia"/>
-              </w:rPr>
-              <w:t xml:space="preserve">数据清洗与归并模块</w:t>
-            </w:r>
-          </w:p>
-        </w:tc>
-      </w:tr>
-      <w:tr>
-        <w:tc>
-          <w:tcPr/>
-          <w:p>
-            <w:pPr>
-              <w:pStyle w:val="Compact"/>
-            </w:pPr>
-            <w:r>
-              <w:rPr>
-                <w:rFonts w:hint="eastAsia"/>
-                <w:b/>
-                <w:bCs/>
-              </w:rPr>
               <w:t xml:space="preserve">负责人</w:t>
             </w:r>
           </w:p>
@@ -214,35 +127,6 @@
                 <w:rFonts w:hint="eastAsia"/>
               </w:rPr>
               <w:t xml:space="preserve">罗昆昊</w:t>
-            </w:r>
-          </w:p>
-        </w:tc>
-      </w:tr>
-      <w:tr>
-        <w:tc>
-          <w:tcPr/>
-          <w:p>
-            <w:pPr>
-              <w:pStyle w:val="Compact"/>
-            </w:pPr>
-            <w:r>
-              <w:rPr>
-                <w:rFonts w:hint="eastAsia"/>
-                <w:b/>
-                <w:bCs/>
-              </w:rPr>
-              <w:t xml:space="preserve">编写日期</w:t>
-            </w:r>
-          </w:p>
-        </w:tc>
-        <w:tc>
-          <w:tcPr/>
-          <w:p>
-            <w:pPr>
-              <w:pStyle w:val="Compact"/>
-            </w:pPr>
-            <w:r>
-              <w:t xml:space="preserve">2026-06-23</w:t>
             </w:r>
           </w:p>
         </w:tc>
